--- a/reports/分报告/11_七种方法放到同一张考卷上.docx
+++ b/reports/分报告/11_七种方法放到同一张考卷上.docx
@@ -14,7 +14,7 @@
           <w:color w:val="1F4E79"/>
           <w:sz w:val="40"/>
         </w:rPr>
-        <w:t>11 七种方法放到同一张考卷上</w:t>
+        <w:t>11 七种方法放到同一张考卷上（E2-B1 历史批次；当前主结论见主报告 Ch5 E2-B4）</w:t>
       </w:r>
     </w:p>
     <w:p/>
@@ -41,7 +41,7 @@
           <w:color w:val="595959"/>
           <w:sz w:val="19"/>
         </w:rPr>
-        <w:t>：复现统一比较，解释收益、失败、回退和计算成本。</w:t>
+        <w:t>：复现 E2 统一重评，解释收益、失败、回退和计算成本。</w:t>
       </w:r>
     </w:p>
     <w:p>
@@ -93,7 +93,7 @@
           <w:color w:val="595959"/>
           <w:sz w:val="19"/>
         </w:rPr>
-        <w:t>：两张分开的结果总表（v3 封存 / v4 密封）、候选与执行的对照、成本与回退清单。</w:t>
+        <w:t>：两张分开的结果总表（v3 封存 / E2 密封）、候选与执行的对照、成本与回退清单。</w:t>
       </w:r>
     </w:p>
     <w:p>
@@ -205,9 +205,506 @@
           <w:color w:val="595959"/>
           <w:sz w:val="19"/>
         </w:rPr>
-        <w:t>。</w:t>
+        <w:t>（experiment_id=E2，含 code_sha/脏位/策略哈希）。</w:t>
       </w:r>
     </w:p>
+    <w:p>
+      <w:pPr>
+        <w:spacing w:after="40"/>
+        <w:ind w:left="340"/>
+      </w:pPr>
+      <w:r>
+        <w:rPr>
+          <w:rFonts w:ascii="微软雅黑" w:hAnsi="微软雅黑" w:eastAsia="微软雅黑"/>
+          <w:b/>
+          <w:i w:val="0"/>
+          <w:color w:val="595959"/>
+          <w:sz w:val="19"/>
+        </w:rPr>
+        <w:t>范围声明</w:t>
+      </w:r>
+      <w:r>
+        <w:rPr>
+          <w:rFonts w:ascii="微软雅黑" w:hAnsi="微软雅黑" w:eastAsia="微软雅黑"/>
+          <w:b w:val="0"/>
+          <w:i w:val="0"/>
+          <w:color w:val="595959"/>
+          <w:sz w:val="19"/>
+        </w:rPr>
+        <w:t>：E2 回答“这些已冻结策略在同一 v4 仿真条件下表现如何”；冻结来源混合（v3 冻结 + legacy 保守 + replay），不得写成统一训练预算比较。</w:t>
+      </w:r>
+    </w:p>
+    <w:p>
+      <w:pPr>
+        <w:spacing w:before="200" w:after="80"/>
+      </w:pPr>
+      <w:r>
+        <w:rPr>
+          <w:rFonts w:ascii="微软雅黑" w:hAnsi="微软雅黑" w:eastAsia="微软雅黑"/>
+          <w:b/>
+          <w:i w:val="0"/>
+          <w:color w:val="1F4E79"/>
+          <w:sz w:val="30"/>
+        </w:rPr>
+        <w:t>阅读路线</w:t>
+      </w:r>
+    </w:p>
+    <w:p>
+      <w:pPr>
+        <w:spacing w:after="80"/>
+      </w:pPr>
+      <w:r>
+        <w:rPr>
+          <w:rFonts w:ascii="微软雅黑" w:hAnsi="微软雅黑" w:eastAsia="微软雅黑"/>
+          <w:b w:val="0"/>
+          <w:i w:val="0"/>
+          <w:sz w:val="21"/>
+        </w:rPr>
+        <w:t>先锁定同一张考卷，再读逐场景结果、配对统计、失败控制和成本口径。</w:t>
+      </w:r>
+    </w:p>
+    <w:p>
+      <w:pPr>
+        <w:spacing w:after="80"/>
+      </w:pPr>
+      <w:r>
+        <w:rPr>
+          <w:rFonts w:ascii="微软雅黑" w:hAnsi="微软雅黑" w:eastAsia="微软雅黑"/>
+          <w:b w:val="0"/>
+          <w:i w:val="0"/>
+          <w:sz w:val="21"/>
+        </w:rPr>
+        <w:t>按下面的顺序阅读：</w:t>
+      </w:r>
+    </w:p>
+    <w:p>
+      <w:pPr>
+        <w:spacing w:after="40"/>
+        <w:ind w:left="425"/>
+      </w:pPr>
+      <w:r>
+        <w:rPr>
+          <w:rFonts w:ascii="微软雅黑" w:hAnsi="微软雅黑" w:eastAsia="微软雅黑"/>
+          <w:b/>
+          <w:i w:val="0"/>
+          <w:color w:val="1F4E79"/>
+          <w:sz w:val="21"/>
+        </w:rPr>
+        <w:t xml:space="preserve">1. </w:t>
+      </w:r>
+      <w:r>
+        <w:rPr>
+          <w:rFonts w:ascii="微软雅黑" w:hAnsi="微软雅黑" w:eastAsia="微软雅黑"/>
+          <w:b/>
+          <w:i w:val="0"/>
+          <w:sz w:val="21"/>
+        </w:rPr>
+        <w:t>问题</w:t>
+      </w:r>
+      <w:r>
+        <w:rPr>
+          <w:rFonts w:ascii="微软雅黑" w:hAnsi="微软雅黑" w:eastAsia="微软雅黑"/>
+          <w:b w:val="0"/>
+          <w:i w:val="0"/>
+          <w:sz w:val="21"/>
+        </w:rPr>
+        <w:t>：先说清这一步想回答什么，避免把指标当成结论。</w:t>
+      </w:r>
+    </w:p>
+    <w:p>
+      <w:pPr>
+        <w:spacing w:after="40"/>
+        <w:ind w:left="425"/>
+      </w:pPr>
+      <w:r>
+        <w:rPr>
+          <w:rFonts w:ascii="微软雅黑" w:hAnsi="微软雅黑" w:eastAsia="微软雅黑"/>
+          <w:b/>
+          <w:i w:val="0"/>
+          <w:color w:val="1F4E79"/>
+          <w:sz w:val="21"/>
+        </w:rPr>
+        <w:t xml:space="preserve">2. </w:t>
+      </w:r>
+      <w:r>
+        <w:rPr>
+          <w:rFonts w:ascii="微软雅黑" w:hAnsi="微软雅黑" w:eastAsia="微软雅黑"/>
+          <w:b/>
+          <w:i w:val="0"/>
+          <w:sz w:val="21"/>
+        </w:rPr>
+        <w:t>准备</w:t>
+      </w:r>
+      <w:r>
+        <w:rPr>
+          <w:rFonts w:ascii="微软雅黑" w:hAnsi="微软雅黑" w:eastAsia="微软雅黑"/>
+          <w:b w:val="0"/>
+          <w:i w:val="0"/>
+          <w:sz w:val="21"/>
+        </w:rPr>
+        <w:t>：列出前置章节、配置、数据来源和版本；每一步都先看输入，再看中间产物，最后用表格或断言核对输出。</w:t>
+      </w:r>
+    </w:p>
+    <w:p>
+      <w:pPr>
+        <w:spacing w:after="40"/>
+        <w:ind w:left="425"/>
+      </w:pPr>
+      <w:r>
+        <w:rPr>
+          <w:rFonts w:ascii="微软雅黑" w:hAnsi="微软雅黑" w:eastAsia="微软雅黑"/>
+          <w:b/>
+          <w:i w:val="0"/>
+          <w:color w:val="1F4E79"/>
+          <w:sz w:val="21"/>
+        </w:rPr>
+        <w:t xml:space="preserve">3. </w:t>
+      </w:r>
+      <w:r>
+        <w:rPr>
+          <w:rFonts w:ascii="微软雅黑" w:hAnsi="微软雅黑" w:eastAsia="微软雅黑"/>
+          <w:b/>
+          <w:i w:val="0"/>
+          <w:sz w:val="21"/>
+        </w:rPr>
+        <w:t>运行</w:t>
+      </w:r>
+      <w:r>
+        <w:rPr>
+          <w:rFonts w:ascii="微软雅黑" w:hAnsi="微软雅黑" w:eastAsia="微软雅黑"/>
+          <w:b w:val="0"/>
+          <w:i w:val="0"/>
+          <w:sz w:val="21"/>
+        </w:rPr>
+        <w:t>：复制命令或读取封存产物，记录输出目录和随机种子。</w:t>
+      </w:r>
+    </w:p>
+    <w:p>
+      <w:pPr>
+        <w:spacing w:after="40"/>
+        <w:ind w:left="425"/>
+      </w:pPr>
+      <w:r>
+        <w:rPr>
+          <w:rFonts w:ascii="微软雅黑" w:hAnsi="微软雅黑" w:eastAsia="微软雅黑"/>
+          <w:b/>
+          <w:i w:val="0"/>
+          <w:color w:val="1F4E79"/>
+          <w:sz w:val="21"/>
+        </w:rPr>
+        <w:t xml:space="preserve">4. </w:t>
+      </w:r>
+      <w:r>
+        <w:rPr>
+          <w:rFonts w:ascii="微软雅黑" w:hAnsi="微软雅黑" w:eastAsia="微软雅黑"/>
+          <w:b/>
+          <w:i w:val="0"/>
+          <w:sz w:val="21"/>
+        </w:rPr>
+        <w:t>走查</w:t>
+      </w:r>
+      <w:r>
+        <w:rPr>
+          <w:rFonts w:ascii="微软雅黑" w:hAnsi="微软雅黑" w:eastAsia="微软雅黑"/>
+          <w:b w:val="0"/>
+          <w:i w:val="0"/>
+          <w:sz w:val="21"/>
+        </w:rPr>
+        <w:t>：用一个具体数值代入公式，再对照实现中的关键几行。</w:t>
+      </w:r>
+    </w:p>
+    <w:p>
+      <w:pPr>
+        <w:spacing w:after="40"/>
+        <w:ind w:left="425"/>
+      </w:pPr>
+      <w:r>
+        <w:rPr>
+          <w:rFonts w:ascii="微软雅黑" w:hAnsi="微软雅黑" w:eastAsia="微软雅黑"/>
+          <w:b/>
+          <w:i w:val="0"/>
+          <w:color w:val="1F4E79"/>
+          <w:sz w:val="21"/>
+        </w:rPr>
+        <w:t xml:space="preserve">5. </w:t>
+      </w:r>
+      <w:r>
+        <w:rPr>
+          <w:rFonts w:ascii="微软雅黑" w:hAnsi="微软雅黑" w:eastAsia="微软雅黑"/>
+          <w:b/>
+          <w:i w:val="0"/>
+          <w:sz w:val="21"/>
+        </w:rPr>
+        <w:t>观察</w:t>
+      </w:r>
+      <w:r>
+        <w:rPr>
+          <w:rFonts w:ascii="微软雅黑" w:hAnsi="微软雅黑" w:eastAsia="微软雅黑"/>
+          <w:b w:val="0"/>
+          <w:i w:val="0"/>
+          <w:sz w:val="21"/>
+        </w:rPr>
+        <w:t>：先读坐标、曲线和表格，再说明“发生了什么”和“这说明什么”。</w:t>
+      </w:r>
+    </w:p>
+    <w:p>
+      <w:pPr>
+        <w:spacing w:after="40"/>
+        <w:ind w:left="425"/>
+      </w:pPr>
+      <w:r>
+        <w:rPr>
+          <w:rFonts w:ascii="微软雅黑" w:hAnsi="微软雅黑" w:eastAsia="微软雅黑"/>
+          <w:b/>
+          <w:i w:val="0"/>
+          <w:color w:val="1F4E79"/>
+          <w:sz w:val="21"/>
+        </w:rPr>
+        <w:t xml:space="preserve">6. </w:t>
+      </w:r>
+      <w:r>
+        <w:rPr>
+          <w:rFonts w:ascii="微软雅黑" w:hAnsi="微软雅黑" w:eastAsia="微软雅黑"/>
+          <w:b/>
+          <w:i w:val="0"/>
+          <w:sz w:val="21"/>
+        </w:rPr>
+        <w:t>核对</w:t>
+      </w:r>
+      <w:r>
+        <w:rPr>
+          <w:rFonts w:ascii="微软雅黑" w:hAnsi="微软雅黑" w:eastAsia="微软雅黑"/>
+          <w:b w:val="0"/>
+          <w:i w:val="0"/>
+          <w:sz w:val="21"/>
+        </w:rPr>
+        <w:t>：用容差、断言、哈希或独立验证判断复现是否成功。</w:t>
+      </w:r>
+    </w:p>
+    <w:p>
+      <w:pPr>
+        <w:spacing w:after="40"/>
+        <w:ind w:left="425"/>
+      </w:pPr>
+      <w:r>
+        <w:rPr>
+          <w:rFonts w:ascii="微软雅黑" w:hAnsi="微软雅黑" w:eastAsia="微软雅黑"/>
+          <w:b/>
+          <w:i w:val="0"/>
+          <w:color w:val="1F4E79"/>
+          <w:sz w:val="21"/>
+        </w:rPr>
+        <w:t xml:space="preserve">7. </w:t>
+      </w:r>
+      <w:r>
+        <w:rPr>
+          <w:rFonts w:ascii="微软雅黑" w:hAnsi="微软雅黑" w:eastAsia="微软雅黑"/>
+          <w:b/>
+          <w:i w:val="0"/>
+          <w:sz w:val="21"/>
+        </w:rPr>
+        <w:t>边界</w:t>
+      </w:r>
+      <w:r>
+        <w:rPr>
+          <w:rFonts w:ascii="微软雅黑" w:hAnsi="微软雅黑" w:eastAsia="微软雅黑"/>
+          <w:b w:val="0"/>
+          <w:i w:val="0"/>
+          <w:sz w:val="21"/>
+        </w:rPr>
+        <w:t>：把已经证明、只作观察和仍待验证的内容分开写。</w:t>
+      </w:r>
+    </w:p>
+    <w:tbl>
+      <w:tblPr>
+        <w:tblStyle w:val="TableGrid"/>
+        <w:tblW w:type="auto" w:w="0"/>
+        <w:tblLook w:firstColumn="1" w:firstRow="1" w:lastColumn="0" w:lastRow="0" w:noHBand="0" w:noVBand="1" w:val="04A0"/>
+      </w:tblPr>
+      <w:tblGrid>
+        <w:gridCol w:w="4759"/>
+        <w:gridCol w:w="4759"/>
+      </w:tblGrid>
+      <w:tr>
+        <w:tc>
+          <w:tcPr>
+            <w:tcW w:type="dxa" w:w="4759"/>
+            <w:shd w:fill="DEEAF6" w:val="clear"/>
+          </w:tcPr>
+          <w:p>
+            <w:pPr>
+              <w:jc w:val="center"/>
+            </w:pPr>
+            <w:r>
+              <w:rPr>
+                <w:rFonts w:ascii="微软雅黑" w:hAnsi="微软雅黑" w:eastAsia="微软雅黑"/>
+                <w:b/>
+                <w:i w:val="0"/>
+                <w:sz w:val="18"/>
+              </w:rPr>
+              <w:t>阅读检查</w:t>
+            </w:r>
+          </w:p>
+        </w:tc>
+        <w:tc>
+          <w:tcPr>
+            <w:tcW w:type="dxa" w:w="4759"/>
+            <w:shd w:fill="DEEAF6" w:val="clear"/>
+          </w:tcPr>
+          <w:p>
+            <w:pPr>
+              <w:jc w:val="center"/>
+            </w:pPr>
+            <w:r>
+              <w:rPr>
+                <w:rFonts w:ascii="微软雅黑" w:hAnsi="微软雅黑" w:eastAsia="微软雅黑"/>
+                <w:b/>
+                <w:i w:val="0"/>
+                <w:sz w:val="18"/>
+              </w:rPr>
+              <w:t>完成标准</w:t>
+            </w:r>
+          </w:p>
+        </w:tc>
+      </w:tr>
+      <w:tr>
+        <w:tc>
+          <w:tcPr>
+            <w:tcW w:type="dxa" w:w="4759"/>
+          </w:tcPr>
+          <w:p>
+            <w:r>
+              <w:rPr>
+                <w:rFonts w:ascii="微软雅黑" w:hAnsi="微软雅黑" w:eastAsia="微软雅黑"/>
+                <w:b w:val="0"/>
+                <w:i w:val="0"/>
+                <w:sz w:val="18"/>
+              </w:rPr>
+              <w:t>输入明确</w:t>
+            </w:r>
+          </w:p>
+        </w:tc>
+        <w:tc>
+          <w:tcPr>
+            <w:tcW w:type="dxa" w:w="4759"/>
+          </w:tcPr>
+          <w:p>
+            <w:r>
+              <w:rPr>
+                <w:rFonts w:ascii="微软雅黑" w:hAnsi="微软雅黑" w:eastAsia="微软雅黑"/>
+                <w:b w:val="0"/>
+                <w:i w:val="0"/>
+                <w:sz w:val="18"/>
+              </w:rPr>
+              <w:t>能说出本步使用的状态、参数、数据集或基线</w:t>
+            </w:r>
+          </w:p>
+        </w:tc>
+      </w:tr>
+      <w:tr>
+        <w:tc>
+          <w:tcPr>
+            <w:tcW w:type="dxa" w:w="4759"/>
+          </w:tcPr>
+          <w:p>
+            <w:r>
+              <w:rPr>
+                <w:rFonts w:ascii="微软雅黑" w:hAnsi="微软雅黑" w:eastAsia="微软雅黑"/>
+                <w:b w:val="0"/>
+                <w:i w:val="0"/>
+                <w:sz w:val="18"/>
+              </w:rPr>
+              <w:t>中间过程可见</w:t>
+            </w:r>
+          </w:p>
+        </w:tc>
+        <w:tc>
+          <w:tcPr>
+            <w:tcW w:type="dxa" w:w="4759"/>
+          </w:tcPr>
+          <w:p>
+            <w:r>
+              <w:rPr>
+                <w:rFonts w:ascii="微软雅黑" w:hAnsi="微软雅黑" w:eastAsia="微软雅黑"/>
+                <w:b w:val="0"/>
+                <w:i w:val="0"/>
+                <w:sz w:val="18"/>
+              </w:rPr>
+              <w:t>至少有一段数值演算、过程记录或关键代码</w:t>
+            </w:r>
+          </w:p>
+        </w:tc>
+      </w:tr>
+      <w:tr>
+        <w:tc>
+          <w:tcPr>
+            <w:tcW w:type="dxa" w:w="4759"/>
+          </w:tcPr>
+          <w:p>
+            <w:r>
+              <w:rPr>
+                <w:rFonts w:ascii="微软雅黑" w:hAnsi="微软雅黑" w:eastAsia="微软雅黑"/>
+                <w:b w:val="0"/>
+                <w:i w:val="0"/>
+                <w:sz w:val="18"/>
+              </w:rPr>
+              <w:t>输出可核对</w:t>
+            </w:r>
+          </w:p>
+        </w:tc>
+        <w:tc>
+          <w:tcPr>
+            <w:tcW w:type="dxa" w:w="4759"/>
+          </w:tcPr>
+          <w:p>
+            <w:r>
+              <w:rPr>
+                <w:rFonts w:ascii="微软雅黑" w:hAnsi="微软雅黑" w:eastAsia="微软雅黑"/>
+                <w:b w:val="0"/>
+                <w:i w:val="0"/>
+                <w:sz w:val="18"/>
+              </w:rPr>
+              <w:t>能定位到 CSV、图、日志、断言或封存目录</w:t>
+            </w:r>
+          </w:p>
+        </w:tc>
+      </w:tr>
+      <w:tr>
+        <w:tc>
+          <w:tcPr>
+            <w:tcW w:type="dxa" w:w="4759"/>
+          </w:tcPr>
+          <w:p>
+            <w:r>
+              <w:rPr>
+                <w:rFonts w:ascii="微软雅黑" w:hAnsi="微软雅黑" w:eastAsia="微软雅黑"/>
+                <w:b w:val="0"/>
+                <w:i w:val="0"/>
+                <w:sz w:val="18"/>
+              </w:rPr>
+              <w:t>结论有边界</w:t>
+            </w:r>
+          </w:p>
+        </w:tc>
+        <w:tc>
+          <w:tcPr>
+            <w:tcW w:type="dxa" w:w="4759"/>
+          </w:tcPr>
+          <w:p>
+            <w:r>
+              <w:rPr>
+                <w:rFonts w:ascii="微软雅黑" w:hAnsi="微软雅黑" w:eastAsia="微软雅黑"/>
+                <w:b w:val="0"/>
+                <w:i w:val="0"/>
+                <w:sz w:val="18"/>
+              </w:rPr>
+              <w:t>没有把仿真、replay、候选或稳定性误写成实体验收</w:t>
+            </w:r>
+          </w:p>
+        </w:tc>
+      </w:tr>
+    </w:tbl>
+    <w:p/>
     <w:p>
       <w:pPr>
         <w:spacing w:before="200" w:after="80"/>
@@ -832,16 +1329,17 @@
           <w:i w:val="0"/>
           <w:sz w:val="21"/>
         </w:rPr>
-        <w:t>——同一 J、同一回退拆分字段。两个统计量不要混：</w:t>
+        <w:t xml:space="preserve">——同一 J、同一回退拆分字段。主统计量为逐场景配对比均值 </w:t>
       </w:r>
       <w:r>
         <w:rPr>
-          <w:rFonts w:ascii="微软雅黑" w:hAnsi="微软雅黑" w:eastAsia="微软雅黑"/>
-          <w:b/>
+          <w:rFonts w:ascii="Consolas" w:hAnsi="Consolas" w:eastAsia="微软雅黑"/>
+          <w:b w:val="0"/>
           <w:i w:val="0"/>
-          <w:sz w:val="21"/>
+          <w:color w:val="A31515"/>
+          <w:sz w:val="19"/>
         </w:rPr>
-        <w:t>均值之比</w:t>
+        <w:t>mean(obj/imc)</w:t>
       </w:r>
       <w:r>
         <w:rPr>
@@ -850,16 +1348,17 @@
           <w:i w:val="0"/>
           <w:sz w:val="21"/>
         </w:rPr>
-        <w:t>（平均数相除）与</w:t>
+        <w:t xml:space="preserve"> + bootstrap 95% CI（</w:t>
       </w:r>
       <w:r>
         <w:rPr>
-          <w:rFonts w:ascii="微软雅黑" w:hAnsi="微软雅黑" w:eastAsia="微软雅黑"/>
-          <w:b/>
+          <w:rFonts w:ascii="Consolas" w:hAnsi="Consolas" w:eastAsia="微软雅黑"/>
+          <w:b w:val="0"/>
           <w:i w:val="0"/>
-          <w:sz w:val="21"/>
+          <w:color w:val="A31515"/>
+          <w:sz w:val="19"/>
         </w:rPr>
-        <w:t>逐场景配对目标比均值</w:t>
+        <w:t>mean_ratio_to_imc</w:t>
       </w:r>
       <w:r>
         <w:rPr>
@@ -868,7 +1367,83 @@
           <w:i w:val="0"/>
           <w:sz w:val="21"/>
         </w:rPr>
-        <w:t>（先除后平均 + bootstrap 区间）是不同的量，本篇两个都列。</w:t>
+        <w:t xml:space="preserve"> = </w:t>
+      </w:r>
+      <w:r>
+        <w:rPr>
+          <w:rFonts w:ascii="Consolas" w:hAnsi="Consolas" w:eastAsia="微软雅黑"/>
+          <w:b w:val="0"/>
+          <w:i w:val="0"/>
+          <w:color w:val="A31515"/>
+          <w:sz w:val="19"/>
+        </w:rPr>
+        <w:t>paired_ratio_mean</w:t>
+      </w:r>
+      <w:r>
+        <w:rPr>
+          <w:rFonts w:ascii="微软雅黑" w:hAnsi="微软雅黑" w:eastAsia="微软雅黑"/>
+          <w:b w:val="0"/>
+          <w:i w:val="0"/>
+          <w:sz w:val="21"/>
+        </w:rPr>
+        <w:t xml:space="preserve"> 点估计）；次统计量 </w:t>
+      </w:r>
+      <w:r>
+        <w:rPr>
+          <w:rFonts w:ascii="Consolas" w:hAnsi="Consolas" w:eastAsia="微软雅黑"/>
+          <w:b w:val="0"/>
+          <w:i w:val="0"/>
+          <w:color w:val="A31515"/>
+          <w:sz w:val="19"/>
+        </w:rPr>
+        <w:t>ratio_of_means_to_imc</w:t>
+      </w:r>
+      <w:r>
+        <w:rPr>
+          <w:rFonts w:ascii="微软雅黑" w:hAnsi="微软雅黑" w:eastAsia="微软雅黑"/>
+          <w:b w:val="0"/>
+          <w:i w:val="0"/>
+          <w:sz w:val="21"/>
+        </w:rPr>
+        <w:t>（平均数相除）仅对照。验收：</w:t>
+      </w:r>
+      <w:r>
+        <w:rPr>
+          <w:rFonts w:ascii="Consolas" w:hAnsi="Consolas" w:eastAsia="微软雅黑"/>
+          <w:b w:val="0"/>
+          <w:i w:val="0"/>
+          <w:color w:val="A31515"/>
+          <w:sz w:val="19"/>
+        </w:rPr>
+        <w:t>validation = bounded &amp; comfort_held &amp; recovery_ok &amp; actuator_compliant</w:t>
+      </w:r>
+      <w:r>
+        <w:rPr>
+          <w:rFonts w:ascii="微软雅黑" w:hAnsi="微软雅黑" w:eastAsia="微软雅黑"/>
+          <w:b w:val="0"/>
+          <w:i w:val="0"/>
+          <w:sz w:val="21"/>
+        </w:rPr>
+        <w:t>；</w:t>
+      </w:r>
+      <w:r>
+        <w:rPr>
+          <w:rFonts w:ascii="Consolas" w:hAnsi="Consolas" w:eastAsia="微软雅黑"/>
+          <w:b w:val="0"/>
+          <w:i w:val="0"/>
+          <w:color w:val="A31515"/>
+          <w:sz w:val="19"/>
+        </w:rPr>
+        <w:t>stable</w:t>
+      </w:r>
+      <w:r>
+        <w:rPr>
+          <w:rFonts w:ascii="微软雅黑" w:hAnsi="微软雅黑" w:eastAsia="微软雅黑"/>
+          <w:b w:val="0"/>
+          <w:i w:val="0"/>
+          <w:sz w:val="21"/>
+        </w:rPr>
+        <w:t xml:space="preserve"> 仅为数值有界，不得等同验收通过。</w:t>
       </w:r>
     </w:p>
     <w:p>
@@ -939,7 +1514,7 @@
           <w:i w:val="0"/>
           <w:sz w:val="21"/>
         </w:rPr>
-        <w:t>表 11-2 v4 首轮 80×7 密封</w:t>
+        <w:t>表 11-2 E2 当前轮 80×7 密封</w:t>
       </w:r>
       <w:r>
         <w:rPr>
@@ -967,7 +1542,26 @@
           <w:i w:val="0"/>
           <w:sz w:val="21"/>
         </w:rPr>
-        <w:t>，七算法同卷，冻结策略来自 v3 批次 + legacy，v4 物理）：</w:t>
+        <w:t xml:space="preserve">，七算法同卷；冻结策略来自 v3 批次 + legacy 保守 + replay，v4 六子步物理；验收含 </w:t>
+      </w:r>
+      <w:r>
+        <w:rPr>
+          <w:rFonts w:ascii="Consolas" w:hAnsi="Consolas" w:eastAsia="微软雅黑"/>
+          <w:b w:val="0"/>
+          <w:i w:val="0"/>
+          <w:color w:val="A31515"/>
+          <w:sz w:val="19"/>
+        </w:rPr>
+        <w:t>recovery_ok</w:t>
+      </w:r>
+      <w:r>
+        <w:rPr>
+          <w:rFonts w:ascii="微软雅黑" w:hAnsi="微软雅黑" w:eastAsia="微软雅黑"/>
+          <w:b w:val="0"/>
+          <w:i w:val="0"/>
+          <w:sz w:val="21"/>
+        </w:rPr>
+        <w:t>，回退失败 = 有回退且未通过验收）：</w:t>
       </w:r>
     </w:p>
     <w:tbl>
@@ -977,15 +1571,16 @@
         <w:tblLook w:firstColumn="1" w:firstRow="1" w:lastColumn="0" w:lastRow="0" w:noHBand="0" w:noVBand="1" w:val="04A0"/>
       </w:tblPr>
       <w:tblGrid>
-        <w:gridCol w:w="2379"/>
-        <w:gridCol w:w="2379"/>
-        <w:gridCol w:w="2379"/>
-        <w:gridCol w:w="2379"/>
+        <w:gridCol w:w="1904"/>
+        <w:gridCol w:w="1904"/>
+        <w:gridCol w:w="1904"/>
+        <w:gridCol w:w="1904"/>
+        <w:gridCol w:w="1904"/>
       </w:tblGrid>
       <w:tr>
         <w:tc>
           <w:tcPr>
-            <w:tcW w:type="dxa" w:w="2379"/>
+            <w:tcW w:type="dxa" w:w="1904"/>
             <w:shd w:fill="DEEAF6" w:val="clear"/>
           </w:tcPr>
           <w:p>
@@ -1005,7 +1600,7 @@
         </w:tc>
         <w:tc>
           <w:tcPr>
-            <w:tcW w:type="dxa" w:w="2379"/>
+            <w:tcW w:type="dxa" w:w="1904"/>
             <w:shd w:fill="DEEAF6" w:val="clear"/>
           </w:tcPr>
           <w:p>
@@ -1019,13 +1614,13 @@
                 <w:i w:val="0"/>
                 <w:sz w:val="18"/>
               </w:rPr>
-              <w:t>均值</w:t>
+              <w:t>均值 J↓</w:t>
             </w:r>
           </w:p>
         </w:tc>
         <w:tc>
           <w:tcPr>
-            <w:tcW w:type="dxa" w:w="2379"/>
+            <w:tcW w:type="dxa" w:w="1904"/>
             <w:shd w:fill="DEEAF6" w:val="clear"/>
           </w:tcPr>
           <w:p>
@@ -1039,13 +1634,33 @@
                 <w:i w:val="0"/>
                 <w:sz w:val="18"/>
               </w:rPr>
-              <w:t>配对比均值 [95% CI]</w:t>
+              <w:t>主统计量 配对比均值 [95% CI]</w:t>
             </w:r>
           </w:p>
         </w:tc>
         <w:tc>
           <w:tcPr>
-            <w:tcW w:type="dxa" w:w="2379"/>
+            <w:tcW w:type="dxa" w:w="1904"/>
+            <w:shd w:fill="DEEAF6" w:val="clear"/>
+          </w:tcPr>
+          <w:p>
+            <w:pPr>
+              <w:jc w:val="center"/>
+            </w:pPr>
+            <w:r>
+              <w:rPr>
+                <w:rFonts w:ascii="微软雅黑" w:hAnsi="微软雅黑" w:eastAsia="微软雅黑"/>
+                <w:b/>
+                <w:i w:val="0"/>
+                <w:sz w:val="18"/>
+              </w:rPr>
+              <w:t>温控验收</w:t>
+            </w:r>
+          </w:p>
+        </w:tc>
+        <w:tc>
+          <w:tcPr>
+            <w:tcW w:type="dxa" w:w="1904"/>
             <w:shd w:fill="DEEAF6" w:val="clear"/>
           </w:tcPr>
           <w:p>
@@ -1067,7 +1682,7 @@
       <w:tr>
         <w:tc>
           <w:tcPr>
-            <w:tcW w:type="dxa" w:w="2379"/>
+            <w:tcW w:type="dxa" w:w="1904"/>
           </w:tcPr>
           <w:p>
             <w:r>
@@ -1083,7 +1698,7 @@
         </w:tc>
         <w:tc>
           <w:tcPr>
-            <w:tcW w:type="dxa" w:w="2379"/>
+            <w:tcW w:type="dxa" w:w="1904"/>
           </w:tcPr>
           <w:p>
             <w:r>
@@ -1099,7 +1714,7 @@
         </w:tc>
         <w:tc>
           <w:tcPr>
-            <w:tcW w:type="dxa" w:w="2379"/>
+            <w:tcW w:type="dxa" w:w="1904"/>
           </w:tcPr>
           <w:p>
             <w:r>
@@ -1109,13 +1724,13 @@
                 <w:i w:val="0"/>
                 <w:sz w:val="18"/>
               </w:rPr>
-              <w:t>1.4995 [1.4105, 1.5954]</w:t>
+              <w:t>1.6520 [1.5427, 1.7666]</w:t>
             </w:r>
           </w:p>
         </w:tc>
         <w:tc>
           <w:tcPr>
-            <w:tcW w:type="dxa" w:w="2379"/>
+            <w:tcW w:type="dxa" w:w="1904"/>
           </w:tcPr>
           <w:p>
             <w:r>
@@ -1125,7 +1740,23 @@
                 <w:i w:val="0"/>
                 <w:sz w:val="18"/>
               </w:rPr>
-              <w:t>显著差于 IMC，地板线实锤</w:t>
+              <w:t>6/80 (7.5%)</w:t>
+            </w:r>
+          </w:p>
+        </w:tc>
+        <w:tc>
+          <w:tcPr>
+            <w:tcW w:type="dxa" w:w="1904"/>
+          </w:tcPr>
+          <w:p>
+            <w:r>
+              <w:rPr>
+                <w:rFonts w:ascii="微软雅黑" w:hAnsi="微软雅黑" w:eastAsia="微软雅黑"/>
+                <w:b w:val="0"/>
+                <w:i w:val="0"/>
+                <w:sz w:val="18"/>
+              </w:rPr>
+              <w:t>显著差于 IMC；E2 内垫底</w:t>
             </w:r>
           </w:p>
         </w:tc>
@@ -1133,7 +1764,7 @@
       <w:tr>
         <w:tc>
           <w:tcPr>
-            <w:tcW w:type="dxa" w:w="2379"/>
+            <w:tcW w:type="dxa" w:w="1904"/>
           </w:tcPr>
           <w:p>
             <w:r>
@@ -1149,7 +1780,7 @@
         </w:tc>
         <w:tc>
           <w:tcPr>
-            <w:tcW w:type="dxa" w:w="2379"/>
+            <w:tcW w:type="dxa" w:w="1904"/>
           </w:tcPr>
           <w:p>
             <w:r>
@@ -1165,7 +1796,7 @@
         </w:tc>
         <w:tc>
           <w:tcPr>
-            <w:tcW w:type="dxa" w:w="2379"/>
+            <w:tcW w:type="dxa" w:w="1904"/>
           </w:tcPr>
           <w:p>
             <w:r>
@@ -1181,7 +1812,7 @@
         </w:tc>
         <w:tc>
           <w:tcPr>
-            <w:tcW w:type="dxa" w:w="2379"/>
+            <w:tcW w:type="dxa" w:w="1904"/>
           </w:tcPr>
           <w:p>
             <w:r>
@@ -1191,7 +1822,23 @@
                 <w:i w:val="0"/>
                 <w:sz w:val="18"/>
               </w:rPr>
-              <w:t>回退基准本身合格</w:t>
+              <w:t>39/80 (48.8%)</w:t>
+            </w:r>
+          </w:p>
+        </w:tc>
+        <w:tc>
+          <w:tcPr>
+            <w:tcW w:type="dxa" w:w="1904"/>
+          </w:tcPr>
+          <w:p>
+            <w:r>
+              <w:rPr>
+                <w:rFonts w:ascii="微软雅黑" w:hAnsi="微软雅黑" w:eastAsia="微软雅黑"/>
+                <w:b w:val="0"/>
+                <w:i w:val="0"/>
+                <w:sz w:val="18"/>
+              </w:rPr>
+              <w:t>回退基准：数值有界 80/80，但验收不足半数，不得称“本身合格”</w:t>
             </w:r>
           </w:p>
         </w:tc>
@@ -1199,7 +1846,7 @@
       <w:tr>
         <w:tc>
           <w:tcPr>
-            <w:tcW w:type="dxa" w:w="2379"/>
+            <w:tcW w:type="dxa" w:w="1904"/>
           </w:tcPr>
           <w:p>
             <w:r>
@@ -1215,7 +1862,7 @@
         </w:tc>
         <w:tc>
           <w:tcPr>
-            <w:tcW w:type="dxa" w:w="2379"/>
+            <w:tcW w:type="dxa" w:w="1904"/>
           </w:tcPr>
           <w:p>
             <w:r>
@@ -1231,7 +1878,7 @@
         </w:tc>
         <w:tc>
           <w:tcPr>
-            <w:tcW w:type="dxa" w:w="2379"/>
+            <w:tcW w:type="dxa" w:w="1904"/>
           </w:tcPr>
           <w:p>
             <w:r>
@@ -1241,13 +1888,29 @@
                 <w:i w:val="0"/>
                 <w:sz w:val="18"/>
               </w:rPr>
-              <w:t>1.0168 [0.9975, 1.0375]</w:t>
+              <w:t>0.9996 [0.9808, 1.0193]</w:t>
             </w:r>
           </w:p>
         </w:tc>
         <w:tc>
           <w:tcPr>
-            <w:tcW w:type="dxa" w:w="2379"/>
+            <w:tcW w:type="dxa" w:w="1904"/>
+          </w:tcPr>
+          <w:p>
+            <w:r>
+              <w:rPr>
+                <w:rFonts w:ascii="微软雅黑" w:hAnsi="微软雅黑" w:eastAsia="微软雅黑"/>
+                <w:b w:val="0"/>
+                <w:i w:val="0"/>
+                <w:sz w:val="18"/>
+              </w:rPr>
+              <w:t>38/80 (47.5%)</w:t>
+            </w:r>
+          </w:p>
+        </w:tc>
+        <w:tc>
+          <w:tcPr>
+            <w:tcW w:type="dxa" w:w="1904"/>
           </w:tcPr>
           <w:p>
             <w:r>
@@ -1283,7 +1946,7 @@
       <w:tr>
         <w:tc>
           <w:tcPr>
-            <w:tcW w:type="dxa" w:w="2379"/>
+            <w:tcW w:type="dxa" w:w="1904"/>
           </w:tcPr>
           <w:p>
             <w:r>
@@ -1299,7 +1962,7 @@
         </w:tc>
         <w:tc>
           <w:tcPr>
-            <w:tcW w:type="dxa" w:w="2379"/>
+            <w:tcW w:type="dxa" w:w="1904"/>
           </w:tcPr>
           <w:p>
             <w:r>
@@ -1315,7 +1978,7 @@
         </w:tc>
         <w:tc>
           <w:tcPr>
-            <w:tcW w:type="dxa" w:w="2379"/>
+            <w:tcW w:type="dxa" w:w="1904"/>
           </w:tcPr>
           <w:p>
             <w:r>
@@ -1325,13 +1988,13 @@
                 <w:i w:val="0"/>
                 <w:sz w:val="18"/>
               </w:rPr>
-              <w:t>0.8911 [0.8597, 0.9214]</w:t>
+              <w:t>0.9185 [0.8863, 0.9516]</w:t>
             </w:r>
           </w:p>
         </w:tc>
         <w:tc>
           <w:tcPr>
-            <w:tcW w:type="dxa" w:w="2379"/>
+            <w:tcW w:type="dxa" w:w="1904"/>
           </w:tcPr>
           <w:p>
             <w:r>
@@ -1341,7 +2004,23 @@
                 <w:i w:val="0"/>
                 <w:sz w:val="18"/>
               </w:rPr>
-              <w:t>显著优，但选中为初始种子（0.3838/0.004441）——证明的是</w:t>
+              <w:t>51/80 (63.8%)</w:t>
+            </w:r>
+          </w:p>
+        </w:tc>
+        <w:tc>
+          <w:tcPr>
+            <w:tcW w:type="dxa" w:w="1904"/>
+          </w:tcPr>
+          <w:p>
+            <w:r>
+              <w:rPr>
+                <w:rFonts w:ascii="微软雅黑" w:hAnsi="微软雅黑" w:eastAsia="微软雅黑"/>
+                <w:b w:val="0"/>
+                <w:i w:val="0"/>
+                <w:sz w:val="18"/>
+              </w:rPr>
+              <w:t>显著优，但选中为初始保守种子（0.3838/0.004441）——证明的是</w:t>
             </w:r>
             <w:r>
               <w:rPr>
@@ -1367,7 +2046,7 @@
       <w:tr>
         <w:tc>
           <w:tcPr>
-            <w:tcW w:type="dxa" w:w="2379"/>
+            <w:tcW w:type="dxa" w:w="1904"/>
           </w:tcPr>
           <w:p>
             <w:r>
@@ -1383,7 +2062,7 @@
         </w:tc>
         <w:tc>
           <w:tcPr>
-            <w:tcW w:type="dxa" w:w="2379"/>
+            <w:tcW w:type="dxa" w:w="1904"/>
           </w:tcPr>
           <w:p>
             <w:r>
@@ -1399,7 +2078,7 @@
         </w:tc>
         <w:tc>
           <w:tcPr>
-            <w:tcW w:type="dxa" w:w="2379"/>
+            <w:tcW w:type="dxa" w:w="1904"/>
           </w:tcPr>
           <w:p>
             <w:r>
@@ -1409,13 +2088,29 @@
                 <w:i w:val="0"/>
                 <w:sz w:val="18"/>
               </w:rPr>
-              <w:t>1.0046 [0.9964, 1.0133]</w:t>
+              <w:t>0.9980 [0.9886, 1.0084]</w:t>
             </w:r>
           </w:p>
         </w:tc>
         <w:tc>
           <w:tcPr>
-            <w:tcW w:type="dxa" w:w="2379"/>
+            <w:tcW w:type="dxa" w:w="1904"/>
+          </w:tcPr>
+          <w:p>
+            <w:r>
+              <w:rPr>
+                <w:rFonts w:ascii="微软雅黑" w:hAnsi="微软雅黑" w:eastAsia="微软雅黑"/>
+                <w:b w:val="0"/>
+                <w:i w:val="0"/>
+                <w:sz w:val="18"/>
+              </w:rPr>
+              <w:t>40/80 (50.0%)</w:t>
+            </w:r>
+          </w:p>
+        </w:tc>
+        <w:tc>
+          <w:tcPr>
+            <w:tcW w:type="dxa" w:w="1904"/>
           </w:tcPr>
           <w:p>
             <w:r>
@@ -1442,7 +2137,7 @@
       <w:tr>
         <w:tc>
           <w:tcPr>
-            <w:tcW w:type="dxa" w:w="2379"/>
+            <w:tcW w:type="dxa" w:w="1904"/>
           </w:tcPr>
           <w:p>
             <w:r>
@@ -1458,7 +2153,7 @@
         </w:tc>
         <w:tc>
           <w:tcPr>
-            <w:tcW w:type="dxa" w:w="2379"/>
+            <w:tcW w:type="dxa" w:w="1904"/>
           </w:tcPr>
           <w:p>
             <w:r>
@@ -1474,7 +2169,7 @@
         </w:tc>
         <w:tc>
           <w:tcPr>
-            <w:tcW w:type="dxa" w:w="2379"/>
+            <w:tcW w:type="dxa" w:w="1904"/>
           </w:tcPr>
           <w:p>
             <w:r>
@@ -1484,13 +2179,13 @@
                 <w:i w:val="0"/>
                 <w:sz w:val="18"/>
               </w:rPr>
-              <w:t>0.9664 [0.9434, 0.9917]</w:t>
+              <w:t>0.9817 [0.9620, 1.0070]</w:t>
             </w:r>
           </w:p>
         </w:tc>
         <w:tc>
           <w:tcPr>
-            <w:tcW w:type="dxa" w:w="2379"/>
+            <w:tcW w:type="dxa" w:w="1904"/>
           </w:tcPr>
           <w:p>
             <w:r>
@@ -1500,7 +2195,41 @@
                 <w:i w:val="0"/>
                 <w:sz w:val="18"/>
               </w:rPr>
-              <w:t>协议内改善；覆盖掩码一致加载，5% 场景回退</w:t>
+              <w:t>39/80 (48.8%)</w:t>
+            </w:r>
+          </w:p>
+        </w:tc>
+        <w:tc>
+          <w:tcPr>
+            <w:tcW w:type="dxa" w:w="1904"/>
+          </w:tcPr>
+          <w:p>
+            <w:r>
+              <w:rPr>
+                <w:rFonts w:ascii="微软雅黑" w:hAnsi="微软雅黑" w:eastAsia="微软雅黑"/>
+                <w:b w:val="0"/>
+                <w:i w:val="0"/>
+                <w:sz w:val="18"/>
+              </w:rPr>
+              <w:t>CI 含 1，非劣但</w:t>
+            </w:r>
+            <w:r>
+              <w:rPr>
+                <w:rFonts w:ascii="微软雅黑" w:hAnsi="微软雅黑" w:eastAsia="微软雅黑"/>
+                <w:b/>
+                <w:i w:val="0"/>
+                <w:sz w:val="18"/>
+              </w:rPr>
+              <w:t>未证显著优</w:t>
+            </w:r>
+            <w:r>
+              <w:rPr>
+                <w:rFonts w:ascii="微软雅黑" w:hAnsi="微软雅黑" w:eastAsia="微软雅黑"/>
+                <w:b w:val="0"/>
+                <w:i w:val="0"/>
+                <w:sz w:val="18"/>
+              </w:rPr>
+              <w:t>（旧版 0.9664 实为均值之比，已更正）；覆盖掩码一致加载，4 场景回退后仍未通过</w:t>
             </w:r>
           </w:p>
         </w:tc>
@@ -1508,7 +2237,7 @@
       <w:tr>
         <w:tc>
           <w:tcPr>
-            <w:tcW w:type="dxa" w:w="2379"/>
+            <w:tcW w:type="dxa" w:w="1904"/>
           </w:tcPr>
           <w:p>
             <w:r>
@@ -1524,7 +2253,7 @@
         </w:tc>
         <w:tc>
           <w:tcPr>
-            <w:tcW w:type="dxa" w:w="2379"/>
+            <w:tcW w:type="dxa" w:w="1904"/>
           </w:tcPr>
           <w:p>
             <w:r>
@@ -1540,7 +2269,7 @@
         </w:tc>
         <w:tc>
           <w:tcPr>
-            <w:tcW w:type="dxa" w:w="2379"/>
+            <w:tcW w:type="dxa" w:w="1904"/>
           </w:tcPr>
           <w:p>
             <w:r>
@@ -1556,7 +2285,23 @@
         </w:tc>
         <w:tc>
           <w:tcPr>
-            <w:tcW w:type="dxa" w:w="2379"/>
+            <w:tcW w:type="dxa" w:w="1904"/>
+          </w:tcPr>
+          <w:p>
+            <w:r>
+              <w:rPr>
+                <w:rFonts w:ascii="微软雅黑" w:hAnsi="微软雅黑" w:eastAsia="微软雅黑"/>
+                <w:b w:val="0"/>
+                <w:i w:val="0"/>
+                <w:sz w:val="18"/>
+              </w:rPr>
+              <w:t>39/80 (48.8%)</w:t>
+            </w:r>
+          </w:p>
+        </w:tc>
+        <w:tc>
+          <w:tcPr>
+            <w:tcW w:type="dxa" w:w="1904"/>
           </w:tcPr>
           <w:p>
             <w:r>
@@ -1596,7 +2341,7 @@
           <w:color w:val="595959"/>
           <w:sz w:val="19"/>
         </w:rPr>
-        <w:t>：先看 CI 是否包含 1，再看候选 vs 执行是否一致，最后看回退率。</w:t>
+        <w:t>：先看 CI 是否包含 1，再看验收率（性能与验收并列），最后看候选 vs 执行与回退。</w:t>
       </w:r>
     </w:p>
     <w:p>
@@ -1622,7 +2367,7 @@
           <w:color w:val="595959"/>
           <w:sz w:val="19"/>
         </w:rPr>
-        <w:t>：只有 SafeBO 与 RL 的区间整体落在 1 左侧；BO/FNN/LLM 与 IMC 持平；Z-N 显著更差。</w:t>
+        <w:t>：只有 SafeBO 的区间整体落在 1 左侧；BO/FNN/RL/LLM 与 IMC 持平区间；Z-N 显著更差。有界 80/80、执行器 80/80 全过，瓶颈在舒适带保持与扰动恢复（IMC 44→39，Safe-BO 60→51）——目标值尚可但未持续在带，这是当前最值得分析的失败模式。</w:t>
       </w:r>
     </w:p>
     <w:p>
@@ -1648,7 +2393,7 @@
           <w:color w:val="595959"/>
           <w:sz w:val="19"/>
         </w:rPr>
-        <w:t>："平均目标之比"与"配对比均值"是两个量，报告都列出就是为了防止只挑好看的说。消融对照（随机增益 3–8×更差、保守公式 5.9×更差）说明：BO 类方法的价值首先在于"不是随机"，其次才是"比 IMC 好多少"。</w:t>
+        <w:t>：主统计量（逐场景平均）与次统计量（平均之比，RL 为 0.9658）是两个量，本篇以主统计量下结论。消融对照（随机增益 3–8×更差、保守公式 5.9×更差）说明：BO 类方法的价值首先在于“不是随机”，其次才是“比 IMC 好多少”。</w:t>
       </w:r>
     </w:p>
     <w:p>
@@ -1662,7 +2407,7 @@
           <w:i w:val="0"/>
           <w:sz w:val="21"/>
         </w:rPr>
-        <w:t xml:space="preserve">成本与失败清单：BO 14 次评估、SafeBO 7 次（含重复仿真）、FNN 约 4181 等效对象小时、RL 约 4018 h、LLM 每次 5–25 s + API 费用；v4 矩阵 18 次中 17 次回退、3 个 hard_r73 基线本身不稳定（已记 </w:t>
+        <w:t xml:space="preserve">成本与失败清单：BO 14 次评估、SafeBO 7 次（含重复仿真）、FNN 约 4181 等效对象小时、RL 约 4018 h、LLM 每次 5–25 s + API 费用；E4 真实矩阵：v3 矩阵 18 次中 5 次部署（13 回退，数值均有界），v4 矩阵 18 次中 1 次部署（17 回退）；E2 中 RL 4 场景 </w:t>
       </w:r>
       <w:r>
         <w:rPr>
@@ -1681,7 +2426,7 @@
           <w:i w:val="0"/>
           <w:sz w:val="21"/>
         </w:rPr>
-        <w:t>，不是模型异常）。</w:t>
+        <w:t>（回退后仍未通过验收），不得把“成功回退”说成“控制成功”。</w:t>
       </w:r>
     </w:p>
     <w:p>
@@ -1873,7 +2618,7 @@
           <w:i w:val="0"/>
           <w:sz w:val="21"/>
         </w:rPr>
-        <w:t>在各自协议内：RL（v3/v4 一致改善）、SafeBO 保守参数（显著但归属受限）、FNN（非劣）、BO/LLM（持平 IMC）、Z-N（垫底）。</w:t>
+        <w:t>E2 内：SafeBO 保守参数显著但归属受限（参数集有效，机制未证）；FNN/BO/RL/LLM 与 IMC 持平区间（FNN/BO/RL 非劣，RL 未证显著优）；Z-N 垫底。性能与验收并列：Safe-BO 验收最高（51/80），其余 38–40/80，Z-N 仅 6/80。</w:t>
       </w:r>
     </w:p>
     <w:p>
@@ -1923,7 +2668,7 @@
           <w:i w:val="0"/>
           <w:sz w:val="21"/>
         </w:rPr>
-        <w:t>适用条件见各算法篇小结；跨协议排名一律不做。</w:t>
+        <w:t>适用条件见各算法篇小结；跨协议排名一律不做；不得声称七算法统一训练比较或实机温控验证完成。</w:t>
       </w:r>
     </w:p>
     <w:p>
